--- a/制作ノート１_25098_安永卓真.docx
+++ b/制作ノート１_25098_安永卓真.docx
@@ -67,7 +67,7 @@
     <w:p>
       <w:pPr>
         <w:rPr>
-          <w:rFonts w:ascii="ＭＳ Ｐ明朝" w:eastAsia="ＭＳ Ｐ明朝" w:hAnsi="ＭＳ Ｐ明朝" w:hint="eastAsia"/>
+          <w:rFonts w:ascii="ＭＳ Ｐ明朝" w:eastAsia="ＭＳ Ｐ明朝" w:hAnsi="ＭＳ Ｐ明朝"/>
         </w:rPr>
       </w:pPr>
       <w:r>
@@ -99,7 +99,7 @@
     <w:p>
       <w:pPr>
         <w:rPr>
-          <w:rFonts w:ascii="ＭＳ Ｐ明朝" w:eastAsia="ＭＳ Ｐ明朝" w:hAnsi="ＭＳ Ｐ明朝" w:hint="eastAsia"/>
+          <w:rFonts w:ascii="ＭＳ Ｐ明朝" w:eastAsia="ＭＳ Ｐ明朝" w:hAnsi="ＭＳ Ｐ明朝"/>
         </w:rPr>
       </w:pPr>
       <w:r>
@@ -333,7 +333,7 @@
     <w:p>
       <w:pPr>
         <w:rPr>
-          <w:rFonts w:ascii="ＭＳ Ｐ明朝" w:eastAsia="ＭＳ Ｐ明朝" w:hAnsi="ＭＳ Ｐ明朝"/>
+          <w:rFonts w:ascii="ＭＳ Ｐ明朝" w:eastAsia="ＭＳ Ｐ明朝" w:hAnsi="ＭＳ Ｐ明朝" w:hint="eastAsia"/>
         </w:rPr>
       </w:pPr>
       <w:r>
@@ -341,18 +341,6 @@
           <w:rFonts w:ascii="ＭＳ Ｐ明朝" w:eastAsia="ＭＳ Ｐ明朝" w:hAnsi="ＭＳ Ｐ明朝" w:hint="eastAsia"/>
         </w:rPr>
         <w:t>１０月</w:t>
-      </w:r>
-      <w:r>
-        <w:rPr>
-          <w:rFonts w:ascii="ＭＳ Ｐ明朝" w:eastAsia="ＭＳ Ｐ明朝" w:hAnsi="ＭＳ Ｐ明朝" w:hint="eastAsia"/>
-        </w:rPr>
-        <w:t xml:space="preserve">　　</w:t>
-      </w:r>
-      <w:r>
-        <w:rPr>
-          <w:rFonts w:ascii="ＭＳ Ｐ明朝" w:eastAsia="ＭＳ Ｐ明朝" w:hAnsi="ＭＳ Ｐ明朝"/>
-        </w:rPr>
-        <w:t>HTML・CSSによる全体実装</w:t>
       </w:r>
     </w:p>
     <w:p>
@@ -1168,6 +1156,7 @@
   <w:style w:type="character" w:default="1" w:styleId="a0">
     <w:name w:val="Default Paragraph Font"/>
     <w:uiPriority w:val="1"/>
+    <w:semiHidden/>
     <w:unhideWhenUsed/>
   </w:style>
   <w:style w:type="table" w:default="1" w:styleId="a1">

--- a/制作ノート１_25098_安永卓真.docx
+++ b/制作ノート１_25098_安永卓真.docx
@@ -333,7 +333,7 @@
     <w:p>
       <w:pPr>
         <w:rPr>
-          <w:rFonts w:ascii="ＭＳ Ｐ明朝" w:eastAsia="ＭＳ Ｐ明朝" w:hAnsi="ＭＳ Ｐ明朝" w:hint="eastAsia"/>
+          <w:rFonts w:ascii="ＭＳ Ｐ明朝" w:eastAsia="ＭＳ Ｐ明朝" w:hAnsi="ＭＳ Ｐ明朝"/>
         </w:rPr>
       </w:pPr>
       <w:r>
@@ -429,23 +429,29 @@
       </w:pPr>
       <w:r>
         <w:rPr>
-          <w:rFonts w:ascii="ＭＳ Ｐ明朝" w:eastAsia="ＭＳ Ｐ明朝" w:hAnsi="ＭＳ Ｐ明朝" w:hint="eastAsia"/>
+          <w:rFonts w:ascii="ＭＳ Ｐ明朝" w:eastAsia="ＭＳ Ｐ明朝" w:hAnsi="ＭＳ Ｐ明朝"/>
         </w:rPr>
         <w:lastRenderedPageBreak/>
-        <w:t>XXXXXXXXXXXXXXXXXXXXXXXXXXXXXXXXXXXXXXXXXXXXXXXXXXXXXXXXXXXXXXXXXXXXXXXXXXXXXXXXXXXXXXXXXXXXXXXXXXXXXXXXXXXXXXXXXXXXXXXXXXXXXXXXXXXXXXXXXXXXXXXXXXXXXXXXXXXXXXXXXXXXXXXXXXXXXXXXXXXXXXXXXXXXXXXXXXXXXXXXXXXXXXXX</w:t>
-      </w:r>
-    </w:p>
-    <w:p>
-      <w:pPr>
-        <w:rPr>
-          <w:rFonts w:ascii="ＭＳ Ｐ明朝" w:eastAsia="ＭＳ Ｐ明朝" w:hAnsi="ＭＳ Ｐ明朝"/>
-        </w:rPr>
-      </w:pPr>
-    </w:p>
-    <w:p>
-      <w:pPr>
-        <w:rPr>
-          <w:rFonts w:ascii="ＭＳ Ｐ明朝" w:eastAsia="ＭＳ Ｐ明朝" w:hAnsi="ＭＳ Ｐ明朝"/>
+        <w:t>日田市の観光・グルメに関する資料</w:t>
+      </w:r>
+    </w:p>
+    <w:p>
+      <w:pPr>
+        <w:rPr>
+          <w:rFonts w:ascii="ＭＳ Ｐ明朝" w:eastAsia="ＭＳ Ｐ明朝" w:hAnsi="ＭＳ Ｐ明朝"/>
+        </w:rPr>
+      </w:pPr>
+      <w:r>
+        <w:rPr>
+          <w:rFonts w:ascii="ＭＳ Ｐ明朝" w:eastAsia="ＭＳ Ｐ明朝" w:hAnsi="ＭＳ Ｐ明朝"/>
+        </w:rPr>
+        <w:t>参考Webサイトの調査</w:t>
+      </w:r>
+    </w:p>
+    <w:p>
+      <w:pPr>
+        <w:rPr>
+          <w:rFonts w:ascii="ＭＳ Ｐ明朝" w:eastAsia="ＭＳ Ｐ明朝" w:hAnsi="ＭＳ Ｐ明朝" w:hint="eastAsia"/>
         </w:rPr>
       </w:pPr>
     </w:p>
@@ -470,15 +476,149 @@
       </w:pPr>
       <w:r>
         <w:rPr>
-          <w:rFonts w:ascii="ＭＳ Ｐ明朝" w:eastAsia="ＭＳ Ｐ明朝" w:hAnsi="ＭＳ Ｐ明朝" w:hint="eastAsia"/>
-        </w:rPr>
-        <w:t>XXXXXXXXXXXXXXXXXXXXXXXXXXXXXXXXXXXXXXXXXXXXXXXXXXXXXXXXXXXXXXXXXXXXXXXXXXXXXXXXXXXXXXXXXXXXXXXXXXXXXXXXXXXXXXXXXXXXXXXXXXXXXXXXXXXXXXXXXXXXXXXXXXXXXXXXXXXXXXXXXXXXXXXXXXXXXXXXXXXXXXXXXXXXXXXXXXXXXXXXXXXXXXXX</w:t>
-      </w:r>
-    </w:p>
-    <w:p>
-      <w:pPr>
-        <w:rPr>
-          <w:rFonts w:ascii="ＭＳ Ｐ明朝" w:eastAsia="ＭＳ Ｐ明朝" w:hAnsi="ＭＳ Ｐ明朝"/>
+          <w:rFonts w:ascii="ＭＳ Ｐ明朝" w:eastAsia="ＭＳ Ｐ明朝" w:hAnsi="ＭＳ Ｐ明朝"/>
+        </w:rPr>
+        <w:t>サイト名（仮）</w:t>
+      </w:r>
+      <w:r>
+        <w:rPr>
+          <w:rFonts w:ascii="ＭＳ Ｐ明朝" w:eastAsia="ＭＳ Ｐ明朝" w:hAnsi="ＭＳ Ｐ明朝" w:hint="eastAsia"/>
+        </w:rPr>
+        <w:t xml:space="preserve">　</w:t>
+      </w:r>
+      <w:r>
+        <w:rPr>
+          <w:rFonts w:ascii="ＭＳ Ｐ明朝" w:eastAsia="ＭＳ Ｐ明朝" w:hAnsi="ＭＳ Ｐ明朝"/>
+        </w:rPr>
+        <w:t>日田市観光・グルメ紹介サイト</w:t>
+      </w:r>
+    </w:p>
+    <w:p>
+      <w:pPr>
+        <w:ind w:left="1100" w:hangingChars="500" w:hanging="1100"/>
+        <w:rPr>
+          <w:rFonts w:ascii="ＭＳ Ｐ明朝" w:eastAsia="ＭＳ Ｐ明朝" w:hAnsi="ＭＳ Ｐ明朝"/>
+        </w:rPr>
+      </w:pPr>
+      <w:r>
+        <w:rPr>
+          <w:rFonts w:ascii="ＭＳ Ｐ明朝" w:eastAsia="ＭＳ Ｐ明朝" w:hAnsi="ＭＳ Ｐ明朝"/>
+        </w:rPr>
+        <w:t>制作内容</w:t>
+      </w:r>
+      <w:r>
+        <w:rPr>
+          <w:rFonts w:ascii="ＭＳ Ｐ明朝" w:eastAsia="ＭＳ Ｐ明朝" w:hAnsi="ＭＳ Ｐ明朝" w:hint="eastAsia"/>
+        </w:rPr>
+        <w:t xml:space="preserve">　　</w:t>
+      </w:r>
+      <w:r>
+        <w:rPr>
+          <w:rFonts w:ascii="ＭＳ Ｐ明朝" w:eastAsia="ＭＳ Ｐ明朝" w:hAnsi="ＭＳ Ｐ明朝"/>
+        </w:rPr>
+        <w:t>日田市の魅力を多くの人に知ってもらうため、観光地やグルメ、イベントなどの情報を分かりやすく紹介するWebサイトを制作する。</w:t>
+      </w:r>
+    </w:p>
+    <w:p>
+      <w:pPr>
+        <w:rPr>
+          <w:rFonts w:ascii="ＭＳ Ｐ明朝" w:eastAsia="ＭＳ Ｐ明朝" w:hAnsi="ＭＳ Ｐ明朝"/>
+        </w:rPr>
+      </w:pPr>
+      <w:r>
+        <w:rPr>
+          <w:rFonts w:ascii="ＭＳ Ｐ明朝" w:eastAsia="ＭＳ Ｐ明朝" w:hAnsi="ＭＳ Ｐ明朝"/>
+        </w:rPr>
+        <w:t>掲載予定コンテンツ</w:t>
+      </w:r>
+    </w:p>
+    <w:p>
+      <w:pPr>
+        <w:rPr>
+          <w:rFonts w:ascii="ＭＳ Ｐ明朝" w:eastAsia="ＭＳ Ｐ明朝" w:hAnsi="ＭＳ Ｐ明朝"/>
+        </w:rPr>
+      </w:pPr>
+      <w:r>
+        <w:rPr>
+          <w:rFonts w:ascii="ＭＳ Ｐ明朝" w:eastAsia="ＭＳ Ｐ明朝" w:hAnsi="ＭＳ Ｐ明朝"/>
+        </w:rPr>
+        <w:t>① トップページ</w:t>
+      </w:r>
+      <w:r>
+        <w:rPr>
+          <w:rFonts w:ascii="ＭＳ Ｐ明朝" w:eastAsia="ＭＳ Ｐ明朝" w:hAnsi="ＭＳ Ｐ明朝" w:hint="eastAsia"/>
+        </w:rPr>
+        <w:t>（</w:t>
+      </w:r>
+      <w:r>
+        <w:rPr>
+          <w:rFonts w:ascii="ＭＳ Ｐ明朝" w:eastAsia="ＭＳ Ｐ明朝" w:hAnsi="ＭＳ Ｐ明朝"/>
+        </w:rPr>
+        <w:t>日田市の概要</w:t>
+      </w:r>
+      <w:r>
+        <w:rPr>
+          <w:rFonts w:ascii="ＭＳ Ｐ明朝" w:eastAsia="ＭＳ Ｐ明朝" w:hAnsi="ＭＳ Ｐ明朝" w:hint="eastAsia"/>
+        </w:rPr>
+        <w:t>）</w:t>
+      </w:r>
+    </w:p>
+    <w:p>
+      <w:pPr>
+        <w:rPr>
+          <w:rFonts w:ascii="ＭＳ Ｐ明朝" w:eastAsia="ＭＳ Ｐ明朝" w:hAnsi="ＭＳ Ｐ明朝"/>
+        </w:rPr>
+      </w:pPr>
+      <w:r>
+        <w:rPr>
+          <w:rFonts w:ascii="ＭＳ Ｐ明朝" w:eastAsia="ＭＳ Ｐ明朝" w:hAnsi="ＭＳ Ｐ明朝"/>
+        </w:rPr>
+        <w:t>② 観光スポット紹介</w:t>
+      </w:r>
+    </w:p>
+    <w:p>
+      <w:pPr>
+        <w:rPr>
+          <w:rFonts w:ascii="ＭＳ Ｐ明朝" w:eastAsia="ＭＳ Ｐ明朝" w:hAnsi="ＭＳ Ｐ明朝"/>
+        </w:rPr>
+      </w:pPr>
+      <w:r>
+        <w:rPr>
+          <w:rFonts w:ascii="ＭＳ Ｐ明朝" w:eastAsia="ＭＳ Ｐ明朝" w:hAnsi="ＭＳ Ｐ明朝"/>
+        </w:rPr>
+        <w:t>③ グルメ紹介</w:t>
+      </w:r>
+    </w:p>
+    <w:p>
+      <w:pPr>
+        <w:rPr>
+          <w:rFonts w:ascii="ＭＳ Ｐ明朝" w:eastAsia="ＭＳ Ｐ明朝" w:hAnsi="ＭＳ Ｐ明朝"/>
+        </w:rPr>
+      </w:pPr>
+      <w:r>
+        <w:rPr>
+          <w:rFonts w:ascii="ＭＳ Ｐ明朝" w:eastAsia="ＭＳ Ｐ明朝" w:hAnsi="ＭＳ Ｐ明朝"/>
+        </w:rPr>
+        <w:t>④ イベント紹介</w:t>
+      </w:r>
+    </w:p>
+    <w:p>
+      <w:pPr>
+        <w:rPr>
+          <w:rFonts w:ascii="ＭＳ Ｐ明朝" w:eastAsia="ＭＳ Ｐ明朝" w:hAnsi="ＭＳ Ｐ明朝" w:hint="eastAsia"/>
+        </w:rPr>
+      </w:pPr>
+      <w:r>
+        <w:rPr>
+          <w:rFonts w:ascii="ＭＳ Ｐ明朝" w:eastAsia="ＭＳ Ｐ明朝" w:hAnsi="ＭＳ Ｐ明朝"/>
+        </w:rPr>
+        <w:t>⑤ アクセス情報</w:t>
+      </w:r>
+    </w:p>
+    <w:p>
+      <w:pPr>
+        <w:rPr>
+          <w:rFonts w:ascii="ＭＳ Ｐ明朝" w:eastAsia="ＭＳ Ｐ明朝" w:hAnsi="ＭＳ Ｐ明朝" w:hint="eastAsia"/>
         </w:rPr>
       </w:pPr>
     </w:p>
@@ -505,13 +645,64 @@
         <w:rPr>
           <w:rFonts w:ascii="ＭＳ Ｐ明朝" w:eastAsia="ＭＳ Ｐ明朝" w:hAnsi="ＭＳ Ｐ明朝" w:hint="eastAsia"/>
         </w:rPr>
-        <w:t>XXXXXXXXXXXXXXXXXXXXXXXXXXXXXXXXXXXXXXXXXXXXXXXXXXXXXXXXXXXXXXXXXXXXXXXXXXXXXXXXXXXXXXXXXXXXXXXXXXXXXXXXXXXXXXXXXXXXXXXXXXXXXXXXXXXXXXXXXXXXXXXXXXXXXXXXXXXXXXXXXXXXXXXXXXXXXXXXXXXXXXXXXXXXXXXXXXXXXXXXXXXXXXXX</w:t>
-      </w:r>
-    </w:p>
-    <w:p>
-      <w:pPr>
-        <w:rPr>
-          <w:rFonts w:ascii="ＭＳ Ｐ明朝" w:eastAsia="ＭＳ Ｐ明朝" w:hAnsi="ＭＳ Ｐ明朝"/>
+        <w:t>撮影場所</w:t>
+      </w:r>
+    </w:p>
+    <w:p>
+      <w:pPr>
+        <w:rPr>
+          <w:rFonts w:ascii="ＭＳ Ｐ明朝" w:eastAsia="ＭＳ Ｐ明朝" w:hAnsi="ＭＳ Ｐ明朝" w:hint="eastAsia"/>
+        </w:rPr>
+      </w:pPr>
+      <w:r>
+        <w:rPr>
+          <w:rFonts w:ascii="ＭＳ Ｐ明朝" w:eastAsia="ＭＳ Ｐ明朝" w:hAnsi="ＭＳ Ｐ明朝" w:hint="eastAsia"/>
+        </w:rPr>
+        <w:t>日田駅、豆田町、</w:t>
+      </w:r>
+      <w:r>
+        <w:rPr>
+          <w:rFonts w:ascii="ＭＳ Ｐ明朝" w:eastAsia="ＭＳ Ｐ明朝" w:hAnsi="ＭＳ Ｐ明朝"/>
+        </w:rPr>
+        <w:t>日田市内の飲食店</w:t>
+      </w:r>
+      <w:r>
+        <w:rPr>
+          <w:rFonts w:ascii="ＭＳ Ｐ明朝" w:eastAsia="ＭＳ Ｐ明朝" w:hAnsi="ＭＳ Ｐ明朝" w:hint="eastAsia"/>
+        </w:rPr>
+        <w:t>、</w:t>
+      </w:r>
+      <w:r>
+        <w:rPr>
+          <w:rFonts w:ascii="ＭＳ Ｐ明朝" w:eastAsia="ＭＳ Ｐ明朝" w:hAnsi="ＭＳ Ｐ明朝"/>
+        </w:rPr>
+        <w:t>イベント会場（開催時）</w:t>
+      </w:r>
+    </w:p>
+    <w:p>
+      <w:pPr>
+        <w:rPr>
+          <w:rFonts w:ascii="ＭＳ Ｐ明朝" w:eastAsia="ＭＳ Ｐ明朝" w:hAnsi="ＭＳ Ｐ明朝"/>
+        </w:rPr>
+      </w:pPr>
+      <w:r>
+        <w:rPr>
+          <w:rFonts w:ascii="ＭＳ Ｐ明朝" w:eastAsia="ＭＳ Ｐ明朝" w:hAnsi="ＭＳ Ｐ明朝" w:hint="eastAsia"/>
+        </w:rPr>
+        <w:t>情報収集</w:t>
+      </w:r>
+    </w:p>
+    <w:p>
+      <w:pPr>
+        <w:rPr>
+          <w:rFonts w:ascii="ＭＳ Ｐ明朝" w:eastAsia="ＭＳ Ｐ明朝" w:hAnsi="ＭＳ Ｐ明朝"/>
+        </w:rPr>
+      </w:pPr>
+    </w:p>
+    <w:p>
+      <w:pPr>
+        <w:rPr>
+          <w:rFonts w:ascii="ＭＳ Ｐ明朝" w:eastAsia="ＭＳ Ｐ明朝" w:hAnsi="ＭＳ Ｐ明朝" w:hint="eastAsia"/>
         </w:rPr>
       </w:pPr>
     </w:p>
@@ -1006,7 +1197,6 @@
     <w:next w:val="a"/>
     <w:link w:val="30"/>
     <w:uiPriority w:val="9"/>
-    <w:semiHidden/>
     <w:unhideWhenUsed/>
     <w:qFormat/>
     <w:rsid w:val="00D423A1"/>
@@ -1028,7 +1218,6 @@
     <w:next w:val="a"/>
     <w:link w:val="40"/>
     <w:uiPriority w:val="9"/>
-    <w:semiHidden/>
     <w:unhideWhenUsed/>
     <w:qFormat/>
     <w:rsid w:val="00D423A1"/>
@@ -1156,7 +1345,6 @@
   <w:style w:type="character" w:default="1" w:styleId="a0">
     <w:name w:val="Default Paragraph Font"/>
     <w:uiPriority w:val="1"/>
-    <w:semiHidden/>
     <w:unhideWhenUsed/>
   </w:style>
   <w:style w:type="table" w:default="1" w:styleId="a1">
@@ -1212,7 +1400,6 @@
     <w:basedOn w:val="a0"/>
     <w:link w:val="3"/>
     <w:uiPriority w:val="9"/>
-    <w:semiHidden/>
     <w:rsid w:val="00D423A1"/>
     <w:rPr>
       <w:rFonts w:asciiTheme="majorHAnsi" w:eastAsiaTheme="majorEastAsia" w:hAnsiTheme="majorHAnsi" w:cstheme="majorBidi"/>
@@ -1225,7 +1412,6 @@
     <w:basedOn w:val="a0"/>
     <w:link w:val="4"/>
     <w:uiPriority w:val="9"/>
-    <w:semiHidden/>
     <w:rsid w:val="00D423A1"/>
     <w:rPr>
       <w:rFonts w:asciiTheme="majorHAnsi" w:eastAsiaTheme="majorEastAsia" w:hAnsiTheme="majorHAnsi" w:cstheme="majorBidi"/>

--- a/制作ノート１_25098_安永卓真.docx
+++ b/制作ノート１_25098_安永卓真.docx
@@ -451,7 +451,7 @@
     <w:p>
       <w:pPr>
         <w:rPr>
-          <w:rFonts w:ascii="ＭＳ Ｐ明朝" w:eastAsia="ＭＳ Ｐ明朝" w:hAnsi="ＭＳ Ｐ明朝" w:hint="eastAsia"/>
+          <w:rFonts w:ascii="ＭＳ Ｐ明朝" w:eastAsia="ＭＳ Ｐ明朝" w:hAnsi="ＭＳ Ｐ明朝"/>
         </w:rPr>
       </w:pPr>
     </w:p>
@@ -495,22 +495,22 @@
     </w:p>
     <w:p>
       <w:pPr>
-        <w:ind w:left="1100" w:hangingChars="500" w:hanging="1100"/>
-        <w:rPr>
-          <w:rFonts w:ascii="ＭＳ Ｐ明朝" w:eastAsia="ＭＳ Ｐ明朝" w:hAnsi="ＭＳ Ｐ明朝"/>
-        </w:rPr>
-      </w:pPr>
-      <w:r>
-        <w:rPr>
-          <w:rFonts w:ascii="ＭＳ Ｐ明朝" w:eastAsia="ＭＳ Ｐ明朝" w:hAnsi="ＭＳ Ｐ明朝"/>
-        </w:rPr>
-        <w:t>制作内容</w:t>
-      </w:r>
-      <w:r>
-        <w:rPr>
-          <w:rFonts w:ascii="ＭＳ Ｐ明朝" w:eastAsia="ＭＳ Ｐ明朝" w:hAnsi="ＭＳ Ｐ明朝" w:hint="eastAsia"/>
-        </w:rPr>
-        <w:t xml:space="preserve">　　</w:t>
+        <w:ind w:left="880" w:hangingChars="400" w:hanging="880"/>
+        <w:rPr>
+          <w:rFonts w:ascii="ＭＳ Ｐ明朝" w:eastAsia="ＭＳ Ｐ明朝" w:hAnsi="ＭＳ Ｐ明朝"/>
+        </w:rPr>
+      </w:pPr>
+      <w:r>
+        <w:rPr>
+          <w:rFonts w:ascii="ＭＳ Ｐ明朝" w:eastAsia="ＭＳ Ｐ明朝" w:hAnsi="ＭＳ Ｐ明朝"/>
+        </w:rPr>
+        <w:t>制作案</w:t>
+      </w:r>
+      <w:r>
+        <w:rPr>
+          <w:rFonts w:ascii="ＭＳ Ｐ明朝" w:eastAsia="ＭＳ Ｐ明朝" w:hAnsi="ＭＳ Ｐ明朝" w:hint="eastAsia"/>
+        </w:rPr>
+        <w:t xml:space="preserve">　</w:t>
       </w:r>
       <w:r>
         <w:rPr>
@@ -605,7 +605,7 @@
     <w:p>
       <w:pPr>
         <w:rPr>
-          <w:rFonts w:ascii="ＭＳ Ｐ明朝" w:eastAsia="ＭＳ Ｐ明朝" w:hAnsi="ＭＳ Ｐ明朝" w:hint="eastAsia"/>
+          <w:rFonts w:ascii="ＭＳ Ｐ明朝" w:eastAsia="ＭＳ Ｐ明朝" w:hAnsi="ＭＳ Ｐ明朝"/>
         </w:rPr>
       </w:pPr>
       <w:r>
@@ -618,7 +618,7 @@
     <w:p>
       <w:pPr>
         <w:rPr>
-          <w:rFonts w:ascii="ＭＳ Ｐ明朝" w:eastAsia="ＭＳ Ｐ明朝" w:hAnsi="ＭＳ Ｐ明朝" w:hint="eastAsia"/>
+          <w:rFonts w:ascii="ＭＳ Ｐ明朝" w:eastAsia="ＭＳ Ｐ明朝" w:hAnsi="ＭＳ Ｐ明朝"/>
         </w:rPr>
       </w:pPr>
     </w:p>
@@ -651,7 +651,7 @@
     <w:p>
       <w:pPr>
         <w:rPr>
-          <w:rFonts w:ascii="ＭＳ Ｐ明朝" w:eastAsia="ＭＳ Ｐ明朝" w:hAnsi="ＭＳ Ｐ明朝" w:hint="eastAsia"/>
+          <w:rFonts w:ascii="ＭＳ Ｐ明朝" w:eastAsia="ＭＳ Ｐ明朝" w:hAnsi="ＭＳ Ｐ明朝"/>
         </w:rPr>
       </w:pPr>
       <w:r>
@@ -698,11 +698,41 @@
           <w:rFonts w:ascii="ＭＳ Ｐ明朝" w:eastAsia="ＭＳ Ｐ明朝" w:hAnsi="ＭＳ Ｐ明朝"/>
         </w:rPr>
       </w:pPr>
-    </w:p>
-    <w:p>
-      <w:pPr>
-        <w:rPr>
-          <w:rFonts w:ascii="ＭＳ Ｐ明朝" w:eastAsia="ＭＳ Ｐ明朝" w:hAnsi="ＭＳ Ｐ明朝" w:hint="eastAsia"/>
+      <w:r>
+        <w:rPr>
+          <w:rFonts w:ascii="ＭＳ Ｐ明朝" w:eastAsia="ＭＳ Ｐ明朝" w:hAnsi="ＭＳ Ｐ明朝"/>
+        </w:rPr>
+        <w:t>インターネット</w:t>
+      </w:r>
+      <w:r>
+        <w:rPr>
+          <w:rFonts w:ascii="ＭＳ Ｐ明朝" w:eastAsia="ＭＳ Ｐ明朝" w:hAnsi="ＭＳ Ｐ明朝" w:hint="eastAsia"/>
+        </w:rPr>
+        <w:t>、</w:t>
+      </w:r>
+      <w:r>
+        <w:rPr>
+          <w:rFonts w:ascii="ＭＳ Ｐ明朝" w:eastAsia="ＭＳ Ｐ明朝" w:hAnsi="ＭＳ Ｐ明朝"/>
+        </w:rPr>
+        <w:t>資料収集</w:t>
+      </w:r>
+      <w:r>
+        <w:rPr>
+          <w:rFonts w:ascii="ＭＳ Ｐ明朝" w:eastAsia="ＭＳ Ｐ明朝" w:hAnsi="ＭＳ Ｐ明朝" w:hint="eastAsia"/>
+        </w:rPr>
+        <w:t>、</w:t>
+      </w:r>
+      <w:r>
+        <w:rPr>
+          <w:rFonts w:ascii="ＭＳ Ｐ明朝" w:eastAsia="ＭＳ Ｐ明朝" w:hAnsi="ＭＳ Ｐ明朝"/>
+        </w:rPr>
+        <w:t>現地調査</w:t>
+      </w:r>
+    </w:p>
+    <w:p>
+      <w:pPr>
+        <w:rPr>
+          <w:rFonts w:ascii="ＭＳ Ｐ明朝" w:eastAsia="ＭＳ Ｐ明朝" w:hAnsi="ＭＳ Ｐ明朝"/>
         </w:rPr>
       </w:pPr>
     </w:p>
@@ -1345,6 +1375,7 @@
   <w:style w:type="character" w:default="1" w:styleId="a0">
     <w:name w:val="Default Paragraph Font"/>
     <w:uiPriority w:val="1"/>
+    <w:semiHidden/>
     <w:unhideWhenUsed/>
   </w:style>
   <w:style w:type="table" w:default="1" w:styleId="a1">
